--- a/src/main/resources/templates/XuatKho/bien-ban-de-nghi-giao-tra.docx
+++ b/src/main/resources/templates/XuatKho/bien-ban-de-nghi-giao-tra.docx
@@ -50,14 +50,41 @@
     </w:p>
     <w:p>
       <w:pPr>
-        <w:numPr>
-          <w:ilvl w:val="0"/>
-          <w:numId w:val="1"/>
-        </w:numPr>
-        <w:spacing w:after="33" w:line="262" w:lineRule="auto"/>
-        <w:ind w:hanging="151"/>
+        <w:pStyle w:val="ListParagraph"/>
+        <w:spacing w:after="402" w:line="263" w:lineRule="auto"/>
+        <w:ind w:left="0" w:right="17"/>
         <w:rPr>
-          <w:color w:val="EE0000"/>
+          <w:rFonts w:ascii="Times New Roman" w:hAnsi="Times New Roman" w:cs="Times New Roman"/>
+          <w:sz w:val="24"/>
+        </w:rPr>
+      </w:pPr>
+    </w:p>
+    <w:p>
+      <w:pPr>
+        <w:pStyle w:val="ListParagraph"/>
+        <w:spacing w:before="120" w:after="0" w:line="312" w:lineRule="auto"/>
+        <w:ind w:left="0" w:right="17"/>
+        <w:rPr>
+          <w:rFonts w:ascii="Times New Roman" w:hAnsi="Times New Roman" w:cs="Times New Roman"/>
+          <w:sz w:val="24"/>
+        </w:rPr>
+      </w:pPr>
+      <w:r>
+        <w:rPr>
+          <w:rFonts w:ascii="Times New Roman" w:hAnsi="Times New Roman" w:cs="Times New Roman"/>
+          <w:sz w:val="24"/>
+        </w:rPr>
+        <w:t>{{MORTGAGE_BLOCK}}</w:t>
+      </w:r>
+    </w:p>
+    <w:p>
+      <w:pPr>
+        <w:pStyle w:val="ListParagraph"/>
+        <w:spacing w:before="120" w:after="0" w:line="312" w:lineRule="auto"/>
+        <w:ind w:left="0" w:right="17"/>
+        <w:rPr>
+          <w:rFonts w:ascii="Times New Roman" w:hAnsi="Times New Roman" w:cs="Times New Roman"/>
+          <w:sz w:val="24"/>
         </w:rPr>
       </w:pPr>
       <w:r>
@@ -66,61 +93,8 @@
           <w:color w:val="EE0000"/>
           <w:sz w:val="24"/>
         </w:rPr>
-        <w:t>Căn cứ Hợp đồng thế chấp tài sản số 02/2025/10987477/HĐBĐ ngày 09/05/2025 được ký giữa</w:t>
+        <w:t xml:space="preserve">- </w:t>
       </w:r>
-    </w:p>
-    <w:p>
-      <w:pPr>
-        <w:spacing w:after="6"/>
-        <w:rPr>
-          <w:color w:val="EE0000"/>
-        </w:rPr>
-      </w:pPr>
-      <w:r>
-        <w:rPr>
-          <w:rFonts w:ascii="Times New Roman" w:eastAsia="Times New Roman" w:hAnsi="Times New Roman" w:cs="Times New Roman"/>
-          <w:color w:val="EE0000"/>
-          <w:sz w:val="24"/>
-        </w:rPr>
-        <w:t>CÔNG TY CP TM XNK HUY TIẾN DŨNG với Ngân hàng TMCP Đầu tư và Phát triển Việt</w:t>
-      </w:r>
-    </w:p>
-    <w:p>
-      <w:pPr>
-        <w:spacing w:after="283" w:line="262" w:lineRule="auto"/>
-        <w:ind w:left="-5" w:hanging="10"/>
-        <w:rPr>
-          <w:color w:val="EE0000"/>
-        </w:rPr>
-      </w:pPr>
-      <w:r>
-        <w:rPr>
-          <w:rFonts w:ascii="Times New Roman" w:eastAsia="Times New Roman" w:hAnsi="Times New Roman" w:cs="Times New Roman"/>
-          <w:color w:val="EE0000"/>
-          <w:sz w:val="24"/>
-        </w:rPr>
-        <w:t xml:space="preserve">Nam – Chi nhánh Đồng Tháp và các văn bản sửa đổi bổ sung kèm </w:t>
-      </w:r>
-      <w:proofErr w:type="gramStart"/>
-      <w:r>
-        <w:rPr>
-          <w:rFonts w:ascii="Times New Roman" w:eastAsia="Times New Roman" w:hAnsi="Times New Roman" w:cs="Times New Roman"/>
-          <w:color w:val="EE0000"/>
-          <w:sz w:val="24"/>
-        </w:rPr>
-        <w:t>theo;</w:t>
-      </w:r>
-      <w:proofErr w:type="gramEnd"/>
-    </w:p>
-    <w:p>
-      <w:pPr>
-        <w:numPr>
-          <w:ilvl w:val="0"/>
-          <w:numId w:val="1"/>
-        </w:numPr>
-        <w:spacing w:after="138" w:line="262" w:lineRule="auto"/>
-        <w:ind w:hanging="151"/>
-      </w:pPr>
       <w:r>
         <w:rPr>
           <w:rFonts w:ascii="Times New Roman" w:eastAsia="Times New Roman" w:hAnsi="Times New Roman" w:cs="Times New Roman"/>
@@ -144,7 +118,7 @@
           <w:ilvl w:val="0"/>
           <w:numId w:val="1"/>
         </w:numPr>
-        <w:spacing w:after="189" w:line="262" w:lineRule="auto"/>
+        <w:spacing w:before="120" w:after="0" w:line="312" w:lineRule="auto"/>
         <w:ind w:hanging="151"/>
       </w:pPr>
       <w:r>
@@ -793,7 +767,6 @@
                 <w:b/>
                 <w:sz w:val="21"/>
               </w:rPr>
-              <w:lastRenderedPageBreak/>
               <w:t>TT</w:t>
             </w:r>
           </w:p>
@@ -1052,6 +1025,7 @@
               <w:rPr>
                 <w:rFonts w:ascii="Times New Roman" w:hAnsi="Times New Roman" w:cs="Times New Roman"/>
               </w:rPr>
+              <w:lastRenderedPageBreak/>
               <w:t>{{stt}}</w:t>
             </w:r>
           </w:p>
